--- a/applications/STRONG/GIS - AI Business Operations Analyst - 2026-09-25/cover_letter.docx
+++ b/applications/STRONG/GIS - AI Business Operations Analyst - 2026-09-25/cover_letter.docx
@@ -199,7 +199,7 @@
           <w:color w:val="09152A"/>
           <w:sz w:val="22"/>
         </w:rPr>
-        <w:t>At Catalyzt Nutrition, I worked directly with executive leadership to identify AI and automation improvement opportunities across operations — built the roadmap, prioritized initiatives, deployed no-code AI-enabled workflows, and maintained the executive dashboards that tracked transformation progress. In my freelance engagements across callcathai.online, primelayertrades.com, and hereraspreadsheets.com, I've built expert-level C-suite KPI dashboards for three organizations — production performance, operational, revenue, and supply chain metrics integrated into real-time reporting frameworks that leadership uses for daily decisions. I also design and optimize prompts for document processing, data extraction, and decision support workflows using Claude, Copilot, and GPT-4, and I know the difference between a use case that actually benefits from AI and one where a simpler rules-based solution is the right answer.</w:t>
+        <w:t>At Catalyzt Nutrition, I worked directly with executive leadership to identify AI and automation improvement opportunities across operations — built the roadmap, prioritized initiatives, deployed no-code AI-enabled workflows, and maintained the executive dashboards that tracked transformation progress. In my freelance engagements across callcatchai.online, primelayertrades.com, and hereraspreadsheets.com, I've built expert-level C-suite KPI dashboards for three organizations — production performance, operational, revenue, and supply chain metrics integrated into real-time reporting frameworks that leadership uses for daily decisions. I also design and optimize prompts for document processing, data extraction, and decision support workflows using Claude, Copilot, and GPT-4, and I know the difference between a use case that actually benefits from AI and one where a simpler rules-based solution is the right answer.</w:t>
       </w:r>
     </w:p>
     <w:p>
